--- a/schools-presentations/A Lykeiou/tests/A5_Networks_Security_Test_20_Points.docx
+++ b/schools-presentations/A Lykeiou/tests/A5_Networks_Security_Test_20_Points.docx
@@ -128,6 +128,8 @@
               <w:spacing w:before="60" w:after="60"/>
               <w:jc w:val="center"/>
               <w:rPr>
+                <w:b/>
+                <w:sz w:val="26"/>
                 <w:lang w:val="el-GR"/>
               </w:rPr>
             </w:pPr>
@@ -138,6 +140,31 @@
                 <w:lang w:val="el-GR"/>
               </w:rPr>
               <w:t>ΔΙΑΓΩΝΙΣΜΑ Α’ ΤΕΤΡΑΜΗΝΟΥ ΣΤΗΝ ΠΛΗΡΟΦΟΡΙΚΗ – ΤΑΞΗ Α’</w:t>
+            </w:r>
+            <w:r>
+              <w:rPr>
+                <w:b/>
+                <w:sz w:val="26"/>
+                <w:lang w:val="el-GR"/>
+              </w:rPr>
+              <w:t xml:space="preserve"> Λυκείου</w:t>
+            </w:r>
+          </w:p>
+          <w:p>
+            <w:pPr>
+              <w:spacing w:before="60" w:after="60"/>
+              <w:jc w:val="center"/>
+              <w:rPr>
+                <w:lang w:val="el-GR"/>
+              </w:rPr>
+            </w:pPr>
+            <w:r>
+              <w:rPr>
+                <w:b/>
+                <w:sz w:val="26"/>
+                <w:lang w:val="el-GR"/>
+              </w:rPr>
+              <w:t>ΟΜΑΔΑ Α</w:t>
             </w:r>
           </w:p>
         </w:tc>
@@ -220,8 +247,25 @@
             <w:vAlign w:val="center"/>
           </w:tcPr>
           <w:p>
+            <w:pPr>
+              <w:rPr>
+                <w:lang w:val="el-GR"/>
+              </w:rPr>
+            </w:pPr>
+            <w:r>
+              <w:rPr>
+                <w:lang w:val="el-GR"/>
+              </w:rPr>
+              <w:t xml:space="preserve">                                           </w:t>
+            </w:r>
             <w:r>
               <w:t>Υπ. Κηδεμόνα: ………………</w:t>
+            </w:r>
+            <w:r>
+              <w:rPr>
+                <w:lang w:val="el-GR"/>
+              </w:rPr>
+              <w:t>…….</w:t>
             </w:r>
           </w:p>
         </w:tc>
@@ -244,7 +288,16 @@
           </w:tcPr>
           <w:p>
             <w:r>
-              <w:t>Όνομα μαθητή/τριας: …………………………………………………………   Τμήμα: ……………</w:t>
+              <w:t>Όνομα μαθητή/τριας: …………………………………………………………</w:t>
+            </w:r>
+            <w:r>
+              <w:rPr>
+                <w:lang w:val="el-GR"/>
+              </w:rPr>
+              <w:t xml:space="preserve">………………..             </w:t>
+            </w:r>
+            <w:r>
+              <w:t>Τμήμα: ……………</w:t>
             </w:r>
           </w:p>
         </w:tc>
@@ -261,10 +314,16 @@
     <w:p>
       <w:pPr>
         <w:spacing w:before="140" w:after="60"/>
+        <w:rPr>
+          <w:sz w:val="24"/>
+          <w:szCs w:val="24"/>
+        </w:rPr>
       </w:pPr>
       <w:r>
         <w:rPr>
           <w:b/>
+          <w:sz w:val="24"/>
+          <w:szCs w:val="24"/>
           <w:lang w:val="el-GR"/>
         </w:rPr>
         <w:t xml:space="preserve">Να απαντήσετε σε όλες τις ερωτήσεις. </w:t>
@@ -272,6 +331,8 @@
       <w:r>
         <w:rPr>
           <w:b/>
+          <w:sz w:val="24"/>
+          <w:szCs w:val="24"/>
         </w:rPr>
         <w:t>Σύνολο: 20 μονάδες. Καλή επιτυχία!</w:t>
       </w:r>
@@ -282,7 +343,8 @@
         <w:spacing w:before="140" w:after="100"/>
         <w:rPr>
           <w:b/>
-          <w:sz w:val="26"/>
+          <w:sz w:val="24"/>
+          <w:szCs w:val="24"/>
         </w:rPr>
       </w:pPr>
     </w:p>
@@ -295,11 +357,16 @@
           <w:numId w:val="10"/>
         </w:numPr>
         <w:spacing w:before="80" w:after="40"/>
+        <w:rPr>
+          <w:sz w:val="24"/>
+          <w:szCs w:val="24"/>
+        </w:rPr>
       </w:pPr>
       <w:r>
         <w:rPr>
           <w:b/>
-          <w:sz w:val="23"/>
+          <w:sz w:val="24"/>
+          <w:szCs w:val="24"/>
           <w:lang w:val="el-GR"/>
         </w:rPr>
         <w:t xml:space="preserve">Ποιος τύπος δικτύου καλύπτει μια μικρή περιοχή, όπως μία αίθουσα ή ένα σχολικό κτήριο;  </w:t>
@@ -307,7 +374,8 @@
       <w:r>
         <w:rPr>
           <w:b/>
-          <w:sz w:val="23"/>
+          <w:sz w:val="24"/>
+          <w:szCs w:val="24"/>
         </w:rPr>
         <w:t>[1 μ.]</w:t>
       </w:r>
@@ -349,16 +417,22 @@
           <w:p>
             <w:pPr>
               <w:spacing w:after="0"/>
+              <w:rPr>
+                <w:sz w:val="24"/>
+                <w:szCs w:val="24"/>
+              </w:rPr>
             </w:pPr>
             <w:r>
               <w:rPr>
-                <w:sz w:val="21"/>
+                <w:sz w:val="24"/>
+                <w:szCs w:val="24"/>
               </w:rPr>
               <w:t xml:space="preserve">☐ </w:t>
             </w:r>
             <w:r>
               <w:rPr>
-                <w:sz w:val="21"/>
+                <w:sz w:val="24"/>
+                <w:szCs w:val="24"/>
               </w:rPr>
               <w:t>Client</w:t>
             </w:r>
@@ -378,16 +452,22 @@
           <w:p>
             <w:pPr>
               <w:spacing w:after="0"/>
+              <w:rPr>
+                <w:sz w:val="24"/>
+                <w:szCs w:val="24"/>
+              </w:rPr>
             </w:pPr>
             <w:r>
               <w:rPr>
-                <w:sz w:val="21"/>
+                <w:sz w:val="24"/>
+                <w:szCs w:val="24"/>
               </w:rPr>
               <w:t xml:space="preserve">☐ </w:t>
             </w:r>
             <w:r>
               <w:rPr>
-                <w:sz w:val="21"/>
+                <w:sz w:val="24"/>
+                <w:szCs w:val="24"/>
               </w:rPr>
               <w:t>LAN</w:t>
             </w:r>
@@ -412,10 +492,15 @@
           <w:p>
             <w:pPr>
               <w:spacing w:after="0"/>
+              <w:rPr>
+                <w:sz w:val="24"/>
+                <w:szCs w:val="24"/>
+              </w:rPr>
             </w:pPr>
             <w:r>
               <w:rPr>
-                <w:sz w:val="21"/>
+                <w:sz w:val="24"/>
+                <w:szCs w:val="24"/>
               </w:rPr>
               <w:t>☐ Internet</w:t>
             </w:r>
@@ -435,16 +520,22 @@
           <w:p>
             <w:pPr>
               <w:spacing w:after="0"/>
+              <w:rPr>
+                <w:sz w:val="24"/>
+                <w:szCs w:val="24"/>
+              </w:rPr>
             </w:pPr>
             <w:r>
               <w:rPr>
-                <w:sz w:val="21"/>
+                <w:sz w:val="24"/>
+                <w:szCs w:val="24"/>
               </w:rPr>
               <w:t xml:space="preserve">☐ </w:t>
             </w:r>
             <w:r>
               <w:rPr>
-                <w:sz w:val="21"/>
+                <w:sz w:val="24"/>
+                <w:szCs w:val="24"/>
               </w:rPr>
               <w:t>WAN</w:t>
             </w:r>
@@ -458,7 +549,8 @@
         <w:spacing w:before="80" w:after="40"/>
         <w:rPr>
           <w:b/>
-          <w:sz w:val="23"/>
+          <w:sz w:val="24"/>
+          <w:szCs w:val="24"/>
         </w:rPr>
       </w:pPr>
     </w:p>
@@ -472,13 +564,16 @@
         </w:numPr>
         <w:spacing w:before="80" w:after="40"/>
         <w:rPr>
+          <w:sz w:val="24"/>
+          <w:szCs w:val="24"/>
           <w:lang w:val="el-GR"/>
         </w:rPr>
       </w:pPr>
       <w:r>
         <w:rPr>
           <w:b/>
-          <w:sz w:val="23"/>
+          <w:sz w:val="24"/>
+          <w:szCs w:val="24"/>
           <w:lang w:val="el-GR"/>
         </w:rPr>
         <w:t xml:space="preserve">Ποια συσκευή συνδέει πολλές ενσύρματες συσκευές μέσα στο ίδιο </w:t>
@@ -486,14 +581,16 @@
       <w:r>
         <w:rPr>
           <w:b/>
-          <w:sz w:val="23"/>
+          <w:sz w:val="24"/>
+          <w:szCs w:val="24"/>
         </w:rPr>
         <w:t>LAN</w:t>
       </w:r>
       <w:r>
         <w:rPr>
           <w:b/>
-          <w:sz w:val="23"/>
+          <w:sz w:val="24"/>
+          <w:szCs w:val="24"/>
           <w:lang w:val="el-GR"/>
         </w:rPr>
         <w:t>;  [1 μ.]</w:t>
@@ -536,24 +633,24 @@
           <w:p>
             <w:pPr>
               <w:spacing w:after="0"/>
+              <w:rPr>
+                <w:sz w:val="24"/>
+                <w:szCs w:val="24"/>
+              </w:rPr>
             </w:pPr>
             <w:r>
               <w:rPr>
-                <w:sz w:val="21"/>
+                <w:sz w:val="24"/>
+                <w:szCs w:val="24"/>
               </w:rPr>
               <w:t xml:space="preserve">☐ </w:t>
             </w:r>
             <w:r>
               <w:rPr>
-                <w:sz w:val="21"/>
+                <w:sz w:val="24"/>
+                <w:szCs w:val="24"/>
               </w:rPr>
-              <w:t>DNS Server</w:t>
-            </w:r>
-            <w:r>
-              <w:rPr>
-                <w:sz w:val="21"/>
-              </w:rPr>
-              <w:t xml:space="preserve"> </w:t>
+              <w:t xml:space="preserve">DNS Server </w:t>
             </w:r>
           </w:p>
         </w:tc>
@@ -571,10 +668,15 @@
           <w:p>
             <w:pPr>
               <w:spacing w:after="0"/>
+              <w:rPr>
+                <w:sz w:val="24"/>
+                <w:szCs w:val="24"/>
+              </w:rPr>
             </w:pPr>
             <w:r>
               <w:rPr>
-                <w:sz w:val="21"/>
+                <w:sz w:val="24"/>
+                <w:szCs w:val="24"/>
               </w:rPr>
               <w:t>☐ Router</w:t>
             </w:r>
@@ -599,16 +701,22 @@
           <w:p>
             <w:pPr>
               <w:spacing w:after="0"/>
+              <w:rPr>
+                <w:sz w:val="24"/>
+                <w:szCs w:val="24"/>
+              </w:rPr>
             </w:pPr>
             <w:r>
               <w:rPr>
-                <w:sz w:val="21"/>
+                <w:sz w:val="24"/>
+                <w:szCs w:val="24"/>
               </w:rPr>
               <w:t xml:space="preserve">☐ </w:t>
             </w:r>
             <w:r>
               <w:rPr>
-                <w:sz w:val="21"/>
+                <w:sz w:val="24"/>
+                <w:szCs w:val="24"/>
               </w:rPr>
               <w:t>Switch</w:t>
             </w:r>
@@ -628,10 +736,15 @@
           <w:p>
             <w:pPr>
               <w:spacing w:after="0"/>
+              <w:rPr>
+                <w:sz w:val="24"/>
+                <w:szCs w:val="24"/>
+              </w:rPr>
             </w:pPr>
             <w:r>
               <w:rPr>
-                <w:sz w:val="21"/>
+                <w:sz w:val="24"/>
+                <w:szCs w:val="24"/>
               </w:rPr>
               <w:t>☐ Antivirus</w:t>
             </w:r>
@@ -644,6 +757,10 @@
         <w:pStyle w:val="ListParagraph"/>
         <w:keepNext/>
         <w:spacing w:before="80" w:after="40"/>
+        <w:rPr>
+          <w:sz w:val="24"/>
+          <w:szCs w:val="24"/>
+        </w:rPr>
       </w:pPr>
     </w:p>
     <w:p>
@@ -655,11 +772,16 @@
           <w:numId w:val="10"/>
         </w:numPr>
         <w:spacing w:before="80" w:after="40"/>
+        <w:rPr>
+          <w:sz w:val="24"/>
+          <w:szCs w:val="24"/>
+        </w:rPr>
       </w:pPr>
       <w:r>
         <w:rPr>
           <w:b/>
-          <w:sz w:val="23"/>
+          <w:sz w:val="24"/>
+          <w:szCs w:val="24"/>
         </w:rPr>
         <w:t>Ποια εντολή εμφανίζει IP Address, Subnet Mask και Default Gateway;  [1 μ.]</w:t>
       </w:r>
@@ -701,10 +823,15 @@
           <w:p>
             <w:pPr>
               <w:spacing w:after="0"/>
+              <w:rPr>
+                <w:sz w:val="24"/>
+                <w:szCs w:val="24"/>
+              </w:rPr>
             </w:pPr>
             <w:r>
               <w:rPr>
-                <w:sz w:val="21"/>
+                <w:sz w:val="24"/>
+                <w:szCs w:val="24"/>
               </w:rPr>
               <w:t>☐ ping</w:t>
             </w:r>
@@ -724,10 +851,15 @@
           <w:p>
             <w:pPr>
               <w:spacing w:after="0"/>
+              <w:rPr>
+                <w:sz w:val="24"/>
+                <w:szCs w:val="24"/>
+              </w:rPr>
             </w:pPr>
             <w:r>
               <w:rPr>
-                <w:sz w:val="21"/>
+                <w:sz w:val="24"/>
+                <w:szCs w:val="24"/>
               </w:rPr>
               <w:t>☐ ipconfig</w:t>
             </w:r>
@@ -752,10 +884,15 @@
           <w:p>
             <w:pPr>
               <w:spacing w:after="0"/>
+              <w:rPr>
+                <w:sz w:val="24"/>
+                <w:szCs w:val="24"/>
+              </w:rPr>
             </w:pPr>
             <w:r>
               <w:rPr>
-                <w:sz w:val="21"/>
+                <w:sz w:val="24"/>
+                <w:szCs w:val="24"/>
               </w:rPr>
               <w:t>☐ tracert</w:t>
             </w:r>
@@ -775,10 +912,15 @@
           <w:p>
             <w:pPr>
               <w:spacing w:after="0"/>
+              <w:rPr>
+                <w:sz w:val="24"/>
+                <w:szCs w:val="24"/>
+              </w:rPr>
             </w:pPr>
             <w:r>
               <w:rPr>
-                <w:sz w:val="21"/>
+                <w:sz w:val="24"/>
+                <w:szCs w:val="24"/>
               </w:rPr>
               <w:t>☐ nslookup</w:t>
             </w:r>
@@ -791,6 +933,10 @@
         <w:pStyle w:val="ListParagraph"/>
         <w:keepNext/>
         <w:spacing w:before="80" w:after="40"/>
+        <w:rPr>
+          <w:sz w:val="24"/>
+          <w:szCs w:val="24"/>
+        </w:rPr>
       </w:pPr>
     </w:p>
     <w:p>
@@ -802,11 +948,16 @@
           <w:numId w:val="10"/>
         </w:numPr>
         <w:spacing w:before="80" w:after="40"/>
+        <w:rPr>
+          <w:sz w:val="24"/>
+          <w:szCs w:val="24"/>
+        </w:rPr>
       </w:pPr>
       <w:r>
         <w:rPr>
           <w:b/>
-          <w:sz w:val="23"/>
+          <w:sz w:val="24"/>
+          <w:szCs w:val="24"/>
           <w:lang w:val="el-GR"/>
         </w:rPr>
         <w:t xml:space="preserve">Ποιο λογισμικό επιτρέπει ή απορρίπτει πακέτα δεδομένων σύμφωνα με κανόνες ασφάλειας;  </w:t>
@@ -814,7 +965,8 @@
       <w:r>
         <w:rPr>
           <w:b/>
-          <w:sz w:val="23"/>
+          <w:sz w:val="24"/>
+          <w:szCs w:val="24"/>
         </w:rPr>
         <w:t>[1 μ.]</w:t>
       </w:r>
@@ -856,10 +1008,15 @@
           <w:p>
             <w:pPr>
               <w:spacing w:after="0"/>
+              <w:rPr>
+                <w:sz w:val="24"/>
+                <w:szCs w:val="24"/>
+              </w:rPr>
             </w:pPr>
             <w:r>
               <w:rPr>
-                <w:sz w:val="21"/>
+                <w:sz w:val="24"/>
+                <w:szCs w:val="24"/>
               </w:rPr>
               <w:t>☐ Antivirus</w:t>
             </w:r>
@@ -879,10 +1036,15 @@
           <w:p>
             <w:pPr>
               <w:spacing w:after="0"/>
+              <w:rPr>
+                <w:sz w:val="24"/>
+                <w:szCs w:val="24"/>
+              </w:rPr>
             </w:pPr>
             <w:r>
               <w:rPr>
-                <w:sz w:val="21"/>
+                <w:sz w:val="24"/>
+                <w:szCs w:val="24"/>
               </w:rPr>
               <w:t>☐ Antispyware</w:t>
             </w:r>
@@ -907,10 +1069,15 @@
           <w:p>
             <w:pPr>
               <w:spacing w:after="0"/>
+              <w:rPr>
+                <w:sz w:val="24"/>
+                <w:szCs w:val="24"/>
+              </w:rPr>
             </w:pPr>
             <w:r>
               <w:rPr>
-                <w:sz w:val="21"/>
+                <w:sz w:val="24"/>
+                <w:szCs w:val="24"/>
               </w:rPr>
               <w:t>☐ Firewall</w:t>
             </w:r>
@@ -930,10 +1097,15 @@
           <w:p>
             <w:pPr>
               <w:spacing w:after="0"/>
+              <w:rPr>
+                <w:sz w:val="24"/>
+                <w:szCs w:val="24"/>
+              </w:rPr>
             </w:pPr>
             <w:r>
               <w:rPr>
-                <w:sz w:val="21"/>
+                <w:sz w:val="24"/>
+                <w:szCs w:val="24"/>
               </w:rPr>
               <w:t>☐ Ad blocker</w:t>
             </w:r>
@@ -947,6 +1119,8 @@
         <w:keepNext/>
         <w:spacing w:before="80" w:after="40"/>
         <w:rPr>
+          <w:sz w:val="24"/>
+          <w:szCs w:val="24"/>
           <w:lang w:val="el-GR"/>
         </w:rPr>
       </w:pPr>
@@ -961,13 +1135,16 @@
         </w:numPr>
         <w:spacing w:before="80" w:after="40"/>
         <w:rPr>
+          <w:sz w:val="24"/>
+          <w:szCs w:val="24"/>
           <w:lang w:val="el-GR"/>
         </w:rPr>
       </w:pPr>
       <w:r>
         <w:rPr>
           <w:b/>
-          <w:sz w:val="23"/>
+          <w:sz w:val="24"/>
+          <w:szCs w:val="24"/>
           <w:lang w:val="el-GR"/>
         </w:rPr>
         <w:t xml:space="preserve">Ποια είναι η βασική λειτουργία ενός </w:t>
@@ -975,14 +1152,16 @@
       <w:r>
         <w:rPr>
           <w:b/>
-          <w:sz w:val="23"/>
+          <w:sz w:val="24"/>
+          <w:szCs w:val="24"/>
         </w:rPr>
         <w:t>DNS</w:t>
       </w:r>
       <w:r>
         <w:rPr>
           <w:b/>
-          <w:sz w:val="23"/>
+          <w:sz w:val="24"/>
+          <w:szCs w:val="24"/>
           <w:lang w:val="el-GR"/>
         </w:rPr>
         <w:t xml:space="preserve"> </w:t>
@@ -990,14 +1169,16 @@
       <w:r>
         <w:rPr>
           <w:b/>
-          <w:sz w:val="23"/>
+          <w:sz w:val="24"/>
+          <w:szCs w:val="24"/>
         </w:rPr>
         <w:t>Server</w:t>
       </w:r>
       <w:r>
         <w:rPr>
           <w:b/>
-          <w:sz w:val="23"/>
+          <w:sz w:val="24"/>
+          <w:szCs w:val="24"/>
           <w:lang w:val="el-GR"/>
         </w:rPr>
         <w:t>;  [1 μ.]</w:t>
@@ -1040,24 +1221,24 @@
           <w:p>
             <w:pPr>
               <w:spacing w:after="0"/>
+              <w:rPr>
+                <w:sz w:val="24"/>
+                <w:szCs w:val="24"/>
+              </w:rPr>
             </w:pPr>
             <w:r>
               <w:rPr>
-                <w:sz w:val="21"/>
+                <w:sz w:val="24"/>
+                <w:szCs w:val="24"/>
               </w:rPr>
               <w:t xml:space="preserve">☐ </w:t>
             </w:r>
             <w:r>
               <w:rPr>
-                <w:sz w:val="21"/>
+                <w:sz w:val="24"/>
+                <w:szCs w:val="24"/>
               </w:rPr>
-              <w:t>Εντοπίζει ιούς</w:t>
-            </w:r>
-            <w:r>
-              <w:rPr>
-                <w:sz w:val="21"/>
-              </w:rPr>
-              <w:t xml:space="preserve"> </w:t>
+              <w:t xml:space="preserve">Εντοπίζει ιούς </w:t>
             </w:r>
           </w:p>
         </w:tc>
@@ -1075,16 +1256,22 @@
           <w:p>
             <w:pPr>
               <w:spacing w:after="0"/>
+              <w:rPr>
+                <w:sz w:val="24"/>
+                <w:szCs w:val="24"/>
+              </w:rPr>
             </w:pPr>
             <w:r>
               <w:rPr>
-                <w:sz w:val="21"/>
+                <w:sz w:val="24"/>
+                <w:szCs w:val="24"/>
               </w:rPr>
               <w:t xml:space="preserve">☐ </w:t>
             </w:r>
             <w:r>
               <w:rPr>
-                <w:sz w:val="21"/>
+                <w:sz w:val="24"/>
+                <w:szCs w:val="24"/>
               </w:rPr>
               <w:t>Μετατρέπει domain names σε IP Addresses</w:t>
             </w:r>
@@ -1109,10 +1296,15 @@
           <w:p>
             <w:pPr>
               <w:spacing w:after="0"/>
+              <w:rPr>
+                <w:sz w:val="24"/>
+                <w:szCs w:val="24"/>
+              </w:rPr>
             </w:pPr>
             <w:r>
               <w:rPr>
-                <w:sz w:val="21"/>
+                <w:sz w:val="24"/>
+                <w:szCs w:val="24"/>
               </w:rPr>
               <w:t>☐ Συνδέει καλώδια δικτύου</w:t>
             </w:r>
@@ -1132,10 +1324,15 @@
           <w:p>
             <w:pPr>
               <w:spacing w:after="0"/>
+              <w:rPr>
+                <w:sz w:val="24"/>
+                <w:szCs w:val="24"/>
+              </w:rPr>
             </w:pPr>
             <w:r>
               <w:rPr>
-                <w:sz w:val="21"/>
+                <w:sz w:val="24"/>
+                <w:szCs w:val="24"/>
               </w:rPr>
               <w:t>☐ Αποθηκεύει passwords</w:t>
             </w:r>
@@ -1144,7 +1341,17 @@
       </w:tr>
     </w:tbl>
     <w:p>
+      <w:pPr>
+        <w:rPr>
+          <w:sz w:val="24"/>
+          <w:szCs w:val="24"/>
+        </w:rPr>
+      </w:pPr>
       <w:r>
+        <w:rPr>
+          <w:sz w:val="24"/>
+          <w:szCs w:val="24"/>
+        </w:rPr>
         <w:br w:type="page"/>
       </w:r>
     </w:p>
@@ -1158,13 +1365,16 @@
         </w:numPr>
         <w:spacing w:before="80" w:after="40"/>
         <w:rPr>
+          <w:sz w:val="24"/>
+          <w:szCs w:val="24"/>
           <w:lang w:val="el-GR"/>
         </w:rPr>
       </w:pPr>
       <w:r>
         <w:rPr>
           <w:b/>
-          <w:sz w:val="23"/>
+          <w:sz w:val="24"/>
+          <w:szCs w:val="24"/>
           <w:lang w:val="el-GR"/>
         </w:rPr>
         <w:lastRenderedPageBreak/>
@@ -1174,12 +1384,15 @@
     <w:p>
       <w:pPr>
         <w:rPr>
+          <w:sz w:val="24"/>
+          <w:szCs w:val="24"/>
           <w:lang w:val="el-GR"/>
         </w:rPr>
       </w:pPr>
       <w:r>
         <w:rPr>
-          <w:sz w:val="21"/>
+          <w:sz w:val="24"/>
+          <w:szCs w:val="24"/>
           <w:lang w:val="el-GR"/>
         </w:rPr>
         <w:t>Γράψτε στο κενό το γράμμα του σωστού όρου. Κάθε γράμμα χρησιμοποιείται μία φορά.</w:t>
@@ -1188,50 +1401,61 @@
     <w:p>
       <w:pPr>
         <w:spacing w:after="100"/>
+        <w:rPr>
+          <w:sz w:val="24"/>
+          <w:szCs w:val="24"/>
+        </w:rPr>
       </w:pPr>
       <w:r>
         <w:rPr>
           <w:b/>
-          <w:sz w:val="21"/>
+          <w:sz w:val="24"/>
+          <w:szCs w:val="24"/>
         </w:rPr>
         <w:t>Α. Switch</w:t>
       </w:r>
       <w:r>
         <w:rPr>
-          <w:sz w:val="21"/>
+          <w:sz w:val="24"/>
+          <w:szCs w:val="24"/>
         </w:rPr>
         <w:t xml:space="preserve">     </w:t>
       </w:r>
       <w:r>
         <w:rPr>
           <w:b/>
-          <w:sz w:val="21"/>
+          <w:sz w:val="24"/>
+          <w:szCs w:val="24"/>
         </w:rPr>
         <w:t>Β. Router</w:t>
       </w:r>
       <w:r>
         <w:rPr>
-          <w:sz w:val="21"/>
+          <w:sz w:val="24"/>
+          <w:szCs w:val="24"/>
         </w:rPr>
         <w:t xml:space="preserve">     </w:t>
       </w:r>
       <w:r>
         <w:rPr>
           <w:b/>
-          <w:sz w:val="21"/>
+          <w:sz w:val="24"/>
+          <w:szCs w:val="24"/>
         </w:rPr>
         <w:t>Γ. Access Point</w:t>
       </w:r>
       <w:r>
         <w:rPr>
-          <w:sz w:val="21"/>
+          <w:sz w:val="24"/>
+          <w:szCs w:val="24"/>
         </w:rPr>
         <w:t xml:space="preserve">     </w:t>
       </w:r>
       <w:r>
         <w:rPr>
           <w:b/>
-          <w:sz w:val="21"/>
+          <w:sz w:val="24"/>
+          <w:szCs w:val="24"/>
         </w:rPr>
         <w:t>Δ. Modem</w:t>
       </w:r>
@@ -1276,11 +1500,16 @@
           <w:p>
             <w:pPr>
               <w:jc w:val="center"/>
+              <w:rPr>
+                <w:sz w:val="24"/>
+                <w:szCs w:val="24"/>
+              </w:rPr>
             </w:pPr>
             <w:r>
               <w:rPr>
                 <w:b/>
-                <w:sz w:val="21"/>
+                <w:sz w:val="24"/>
+                <w:szCs w:val="24"/>
               </w:rPr>
               <w:t>Απάντηση</w:t>
             </w:r>
@@ -1300,10 +1529,17 @@
             <w:vAlign w:val="center"/>
           </w:tcPr>
           <w:p>
+            <w:pPr>
+              <w:rPr>
+                <w:sz w:val="24"/>
+                <w:szCs w:val="24"/>
+              </w:rPr>
+            </w:pPr>
             <w:r>
               <w:rPr>
                 <w:b/>
-                <w:sz w:val="21"/>
+                <w:sz w:val="24"/>
+                <w:szCs w:val="24"/>
               </w:rPr>
               <w:t>Περιγραφή</w:t>
             </w:r>
@@ -1329,10 +1565,16 @@
           <w:p>
             <w:pPr>
               <w:jc w:val="center"/>
+              <w:rPr>
+                <w:sz w:val="24"/>
+                <w:szCs w:val="24"/>
+              </w:rPr>
             </w:pPr>
             <w:r>
               <w:rPr>
                 <w:b/>
+                <w:sz w:val="24"/>
+                <w:szCs w:val="24"/>
               </w:rPr>
               <w:t>____</w:t>
             </w:r>
@@ -1352,25 +1594,30 @@
           <w:p>
             <w:pPr>
               <w:rPr>
+                <w:sz w:val="24"/>
+                <w:szCs w:val="24"/>
                 <w:lang w:val="el-GR"/>
               </w:rPr>
             </w:pPr>
             <w:r>
               <w:rPr>
-                <w:sz w:val="21"/>
+                <w:sz w:val="24"/>
+                <w:szCs w:val="24"/>
                 <w:lang w:val="el-GR"/>
               </w:rPr>
               <w:t xml:space="preserve">Συνδέει ασύρματες συσκευές με το </w:t>
             </w:r>
             <w:r>
               <w:rPr>
-                <w:sz w:val="21"/>
+                <w:sz w:val="24"/>
+                <w:szCs w:val="24"/>
               </w:rPr>
               <w:t>LAN</w:t>
             </w:r>
             <w:r>
               <w:rPr>
-                <w:sz w:val="21"/>
+                <w:sz w:val="24"/>
+                <w:szCs w:val="24"/>
                 <w:lang w:val="el-GR"/>
               </w:rPr>
               <w:t>.</w:t>
@@ -1397,10 +1644,16 @@
           <w:p>
             <w:pPr>
               <w:jc w:val="center"/>
+              <w:rPr>
+                <w:sz w:val="24"/>
+                <w:szCs w:val="24"/>
+              </w:rPr>
             </w:pPr>
             <w:r>
               <w:rPr>
                 <w:b/>
+                <w:sz w:val="24"/>
+                <w:szCs w:val="24"/>
               </w:rPr>
               <w:t>____</w:t>
             </w:r>
@@ -1420,12 +1673,15 @@
           <w:p>
             <w:pPr>
               <w:rPr>
+                <w:sz w:val="24"/>
+                <w:szCs w:val="24"/>
                 <w:lang w:val="el-GR"/>
               </w:rPr>
             </w:pPr>
             <w:r>
               <w:rPr>
-                <w:sz w:val="21"/>
+                <w:sz w:val="24"/>
+                <w:szCs w:val="24"/>
                 <w:lang w:val="el-GR"/>
               </w:rPr>
               <w:t>Συνδέει διαφορετικά δίκτυα και προωθεί δεδομένα.</w:t>
@@ -1452,10 +1708,16 @@
           <w:p>
             <w:pPr>
               <w:jc w:val="center"/>
+              <w:rPr>
+                <w:sz w:val="24"/>
+                <w:szCs w:val="24"/>
+              </w:rPr>
             </w:pPr>
             <w:r>
               <w:rPr>
                 <w:b/>
+                <w:sz w:val="24"/>
+                <w:szCs w:val="24"/>
               </w:rPr>
               <w:t>____</w:t>
             </w:r>
@@ -1475,25 +1737,30 @@
           <w:p>
             <w:pPr>
               <w:rPr>
+                <w:sz w:val="24"/>
+                <w:szCs w:val="24"/>
                 <w:lang w:val="el-GR"/>
               </w:rPr>
             </w:pPr>
             <w:r>
               <w:rPr>
-                <w:sz w:val="21"/>
+                <w:sz w:val="24"/>
+                <w:szCs w:val="24"/>
                 <w:lang w:val="el-GR"/>
               </w:rPr>
               <w:t xml:space="preserve">Συνδέει πολλές ενσύρματες συσκευές μέσα στο ίδιο </w:t>
             </w:r>
             <w:r>
               <w:rPr>
-                <w:sz w:val="21"/>
+                <w:sz w:val="24"/>
+                <w:szCs w:val="24"/>
               </w:rPr>
               <w:t>LAN</w:t>
             </w:r>
             <w:r>
               <w:rPr>
-                <w:sz w:val="21"/>
+                <w:sz w:val="24"/>
+                <w:szCs w:val="24"/>
                 <w:lang w:val="el-GR"/>
               </w:rPr>
               <w:t>.</w:t>
@@ -1520,10 +1787,16 @@
           <w:p>
             <w:pPr>
               <w:jc w:val="center"/>
+              <w:rPr>
+                <w:sz w:val="24"/>
+                <w:szCs w:val="24"/>
+              </w:rPr>
             </w:pPr>
             <w:r>
               <w:rPr>
                 <w:b/>
+                <w:sz w:val="24"/>
+                <w:szCs w:val="24"/>
               </w:rPr>
               <w:t>____</w:t>
             </w:r>
@@ -1543,51 +1816,60 @@
           <w:p>
             <w:pPr>
               <w:rPr>
+                <w:sz w:val="24"/>
+                <w:szCs w:val="24"/>
                 <w:lang w:val="el-GR"/>
               </w:rPr>
             </w:pPr>
             <w:r>
               <w:rPr>
-                <w:sz w:val="21"/>
+                <w:sz w:val="24"/>
+                <w:szCs w:val="24"/>
                 <w:lang w:val="el-GR"/>
               </w:rPr>
               <w:t xml:space="preserve">Προσαρμόζει το σήμα για τη σύνδεση με τον </w:t>
             </w:r>
             <w:r>
               <w:rPr>
-                <w:sz w:val="21"/>
+                <w:sz w:val="24"/>
+                <w:szCs w:val="24"/>
               </w:rPr>
               <w:t>Internet</w:t>
             </w:r>
             <w:r>
               <w:rPr>
-                <w:sz w:val="21"/>
+                <w:sz w:val="24"/>
+                <w:szCs w:val="24"/>
                 <w:lang w:val="el-GR"/>
               </w:rPr>
               <w:t xml:space="preserve"> </w:t>
             </w:r>
             <w:r>
               <w:rPr>
-                <w:sz w:val="21"/>
+                <w:sz w:val="24"/>
+                <w:szCs w:val="24"/>
               </w:rPr>
               <w:t>Service</w:t>
             </w:r>
             <w:r>
               <w:rPr>
-                <w:sz w:val="21"/>
+                <w:sz w:val="24"/>
+                <w:szCs w:val="24"/>
                 <w:lang w:val="el-GR"/>
               </w:rPr>
               <w:t xml:space="preserve"> </w:t>
             </w:r>
             <w:r>
               <w:rPr>
-                <w:sz w:val="21"/>
+                <w:sz w:val="24"/>
+                <w:szCs w:val="24"/>
               </w:rPr>
               <w:t>Provider</w:t>
             </w:r>
             <w:r>
               <w:rPr>
-                <w:sz w:val="21"/>
+                <w:sz w:val="24"/>
+                <w:szCs w:val="24"/>
                 <w:lang w:val="el-GR"/>
               </w:rPr>
               <w:t>.</w:t>
@@ -1599,11 +1881,21 @@
     <w:p>
       <w:pPr>
         <w:spacing w:after="20"/>
+        <w:rPr>
+          <w:sz w:val="24"/>
+          <w:szCs w:val="24"/>
+          <w:lang w:val="el-GR"/>
+        </w:rPr>
       </w:pPr>
     </w:p>
     <w:p>
       <w:pPr>
         <w:spacing w:after="20"/>
+        <w:rPr>
+          <w:sz w:val="24"/>
+          <w:szCs w:val="24"/>
+          <w:lang w:val="el-GR"/>
+        </w:rPr>
       </w:pPr>
     </w:p>
     <w:p>
@@ -1616,13 +1908,16 @@
         </w:numPr>
         <w:spacing w:before="80" w:after="40"/>
         <w:rPr>
+          <w:sz w:val="24"/>
+          <w:szCs w:val="24"/>
           <w:lang w:val="el-GR"/>
         </w:rPr>
       </w:pPr>
       <w:r>
         <w:rPr>
           <w:b/>
-          <w:sz w:val="23"/>
+          <w:sz w:val="24"/>
+          <w:szCs w:val="24"/>
           <w:lang w:val="el-GR"/>
         </w:rPr>
         <w:t>Αντιστοιχίστε κάθε εντολή με τον σωστό έλεγχο.  [3 μ.]</w:t>
@@ -1631,12 +1926,15 @@
     <w:p>
       <w:pPr>
         <w:rPr>
+          <w:sz w:val="24"/>
+          <w:szCs w:val="24"/>
           <w:lang w:val="el-GR"/>
         </w:rPr>
       </w:pPr>
       <w:r>
         <w:rPr>
-          <w:sz w:val="21"/>
+          <w:sz w:val="24"/>
+          <w:szCs w:val="24"/>
           <w:lang w:val="el-GR"/>
         </w:rPr>
         <w:t>Γράψτε στο κενό το γράμμα του σωστού όρου. Κάθε γράμμα χρησιμοποιείται μία φορά.</w:t>
@@ -1645,37 +1943,46 @@
     <w:p>
       <w:pPr>
         <w:spacing w:after="100"/>
+        <w:rPr>
+          <w:sz w:val="24"/>
+          <w:szCs w:val="24"/>
+        </w:rPr>
       </w:pPr>
       <w:r>
         <w:rPr>
           <w:b/>
-          <w:sz w:val="21"/>
+          <w:sz w:val="24"/>
+          <w:szCs w:val="24"/>
         </w:rPr>
         <w:t>Α. ping</w:t>
       </w:r>
       <w:r>
         <w:rPr>
-          <w:sz w:val="21"/>
+          <w:sz w:val="24"/>
+          <w:szCs w:val="24"/>
         </w:rPr>
         <w:t xml:space="preserve">     </w:t>
       </w:r>
       <w:r>
         <w:rPr>
           <w:b/>
-          <w:sz w:val="21"/>
+          <w:sz w:val="24"/>
+          <w:szCs w:val="24"/>
         </w:rPr>
         <w:t>Β. ipconfig</w:t>
       </w:r>
       <w:r>
         <w:rPr>
-          <w:sz w:val="21"/>
+          <w:sz w:val="24"/>
+          <w:szCs w:val="24"/>
         </w:rPr>
         <w:t xml:space="preserve">     </w:t>
       </w:r>
       <w:r>
         <w:rPr>
           <w:b/>
-          <w:sz w:val="21"/>
+          <w:sz w:val="24"/>
+          <w:szCs w:val="24"/>
         </w:rPr>
         <w:t>Γ. nslookup</w:t>
       </w:r>
@@ -1719,11 +2026,16 @@
           <w:p>
             <w:pPr>
               <w:jc w:val="center"/>
+              <w:rPr>
+                <w:sz w:val="24"/>
+                <w:szCs w:val="24"/>
+              </w:rPr>
             </w:pPr>
             <w:r>
               <w:rPr>
                 <w:b/>
-                <w:sz w:val="21"/>
+                <w:sz w:val="24"/>
+                <w:szCs w:val="24"/>
               </w:rPr>
               <w:t>Απάντηση</w:t>
             </w:r>
@@ -1742,10 +2054,17 @@
             <w:vAlign w:val="center"/>
           </w:tcPr>
           <w:p>
+            <w:pPr>
+              <w:rPr>
+                <w:sz w:val="24"/>
+                <w:szCs w:val="24"/>
+              </w:rPr>
+            </w:pPr>
             <w:r>
               <w:rPr>
                 <w:b/>
-                <w:sz w:val="21"/>
+                <w:sz w:val="24"/>
+                <w:szCs w:val="24"/>
               </w:rPr>
               <w:t>Περιγραφή</w:t>
             </w:r>
@@ -1770,10 +2089,16 @@
           <w:p>
             <w:pPr>
               <w:jc w:val="center"/>
+              <w:rPr>
+                <w:sz w:val="24"/>
+                <w:szCs w:val="24"/>
+              </w:rPr>
             </w:pPr>
             <w:r>
               <w:rPr>
                 <w:b/>
+                <w:sz w:val="24"/>
+                <w:szCs w:val="24"/>
               </w:rPr>
               <w:t>____</w:t>
             </w:r>
@@ -1793,12 +2118,15 @@
           <w:p>
             <w:pPr>
               <w:rPr>
+                <w:sz w:val="24"/>
+                <w:szCs w:val="24"/>
                 <w:lang w:val="el-GR"/>
               </w:rPr>
             </w:pPr>
             <w:r>
               <w:rPr>
-                <w:sz w:val="21"/>
+                <w:sz w:val="24"/>
+                <w:szCs w:val="24"/>
                 <w:lang w:val="el-GR"/>
               </w:rPr>
               <w:t>Εμφανίζει τις βασικές ρυθμίσεις δικτύου του υπολογιστή.</w:t>
@@ -1824,10 +2152,16 @@
           <w:p>
             <w:pPr>
               <w:jc w:val="center"/>
+              <w:rPr>
+                <w:sz w:val="24"/>
+                <w:szCs w:val="24"/>
+              </w:rPr>
             </w:pPr>
             <w:r>
               <w:rPr>
                 <w:b/>
+                <w:sz w:val="24"/>
+                <w:szCs w:val="24"/>
               </w:rPr>
               <w:t>____</w:t>
             </w:r>
@@ -1847,12 +2181,15 @@
           <w:p>
             <w:pPr>
               <w:rPr>
+                <w:sz w:val="24"/>
+                <w:szCs w:val="24"/>
                 <w:lang w:val="el-GR"/>
               </w:rPr>
             </w:pPr>
             <w:r>
               <w:rPr>
-                <w:sz w:val="21"/>
+                <w:sz w:val="24"/>
+                <w:szCs w:val="24"/>
                 <w:lang w:val="el-GR"/>
               </w:rPr>
               <w:t>Ελέγχει αν ένας προορισμός απαντά μέσω του δικτύου.</w:t>
@@ -1878,10 +2215,16 @@
           <w:p>
             <w:pPr>
               <w:jc w:val="center"/>
+              <w:rPr>
+                <w:sz w:val="24"/>
+                <w:szCs w:val="24"/>
+              </w:rPr>
             </w:pPr>
             <w:r>
               <w:rPr>
                 <w:b/>
+                <w:sz w:val="24"/>
+                <w:szCs w:val="24"/>
               </w:rPr>
               <w:t>____</w:t>
             </w:r>
@@ -1901,64 +2244,75 @@
           <w:p>
             <w:pPr>
               <w:rPr>
+                <w:sz w:val="24"/>
+                <w:szCs w:val="24"/>
                 <w:lang w:val="el-GR"/>
               </w:rPr>
             </w:pPr>
             <w:r>
               <w:rPr>
-                <w:sz w:val="21"/>
+                <w:sz w:val="24"/>
+                <w:szCs w:val="24"/>
                 <w:lang w:val="el-GR"/>
               </w:rPr>
               <w:t xml:space="preserve">Ελέγχει τη μετατροπή ενός </w:t>
             </w:r>
             <w:r>
               <w:rPr>
-                <w:sz w:val="21"/>
+                <w:sz w:val="24"/>
+                <w:szCs w:val="24"/>
               </w:rPr>
               <w:t>domain</w:t>
             </w:r>
             <w:r>
               <w:rPr>
-                <w:sz w:val="21"/>
+                <w:sz w:val="24"/>
+                <w:szCs w:val="24"/>
                 <w:lang w:val="el-GR"/>
               </w:rPr>
               <w:t xml:space="preserve"> </w:t>
             </w:r>
             <w:r>
               <w:rPr>
-                <w:sz w:val="21"/>
+                <w:sz w:val="24"/>
+                <w:szCs w:val="24"/>
               </w:rPr>
               <w:t>name</w:t>
             </w:r>
             <w:r>
               <w:rPr>
-                <w:sz w:val="21"/>
+                <w:sz w:val="24"/>
+                <w:szCs w:val="24"/>
                 <w:lang w:val="el-GR"/>
               </w:rPr>
               <w:t xml:space="preserve"> σε </w:t>
             </w:r>
             <w:r>
               <w:rPr>
-                <w:sz w:val="21"/>
+                <w:sz w:val="24"/>
+                <w:szCs w:val="24"/>
               </w:rPr>
               <w:t>IP</w:t>
             </w:r>
             <w:r>
               <w:rPr>
-                <w:sz w:val="21"/>
+                <w:sz w:val="24"/>
+                <w:szCs w:val="24"/>
                 <w:lang w:val="el-GR"/>
               </w:rPr>
               <w:t xml:space="preserve"> </w:t>
             </w:r>
             <w:r>
               <w:rPr>
-                <w:sz w:val="21"/>
+                <w:sz w:val="24"/>
+                <w:szCs w:val="24"/>
               </w:rPr>
               <w:t>Address</w:t>
             </w:r>
             <w:r>
               <w:rPr>
-                <w:sz w:val="21"/>
+                <w:sz w:val="24"/>
+                <w:szCs w:val="24"/>
                 <w:lang w:val="el-GR"/>
               </w:rPr>
               <w:t>.</w:t>
@@ -1971,6 +2325,8 @@
       <w:pPr>
         <w:spacing w:after="20"/>
         <w:rPr>
+          <w:sz w:val="24"/>
+          <w:szCs w:val="24"/>
           <w:lang w:val="el-GR"/>
         </w:rPr>
       </w:pPr>
@@ -1979,6 +2335,8 @@
       <w:pPr>
         <w:spacing w:after="200" w:line="276" w:lineRule="auto"/>
         <w:rPr>
+          <w:sz w:val="24"/>
+          <w:szCs w:val="24"/>
           <w:lang w:val="el-GR"/>
         </w:rPr>
       </w:pPr>
@@ -1992,13 +2350,16 @@
         </w:numPr>
         <w:spacing w:after="200" w:line="276" w:lineRule="auto"/>
         <w:rPr>
+          <w:sz w:val="24"/>
+          <w:szCs w:val="24"/>
           <w:lang w:val="el-GR"/>
         </w:rPr>
       </w:pPr>
       <w:r>
         <w:rPr>
           <w:b/>
-          <w:sz w:val="23"/>
+          <w:sz w:val="24"/>
+          <w:szCs w:val="24"/>
           <w:lang w:val="el-GR"/>
         </w:rPr>
         <w:t>Αναφέρετε δύο δυνατότητες ή πλεονεκτήματα που προσφέρει ένα δίκτυο υπολογιστών.  [2 μ.]</w:t>
@@ -2009,6 +2370,8 @@
         <w:keepNext/>
         <w:spacing w:before="80" w:after="40"/>
         <w:rPr>
+          <w:sz w:val="24"/>
+          <w:szCs w:val="24"/>
           <w:lang w:val="el-GR"/>
         </w:rPr>
       </w:pPr>
@@ -2018,16 +2381,18 @@
         <w:spacing w:after="20"/>
         <w:rPr>
           <w:color w:val="696969"/>
-          <w:sz w:val="18"/>
+          <w:sz w:val="24"/>
+          <w:szCs w:val="24"/>
         </w:rPr>
       </w:pPr>
       <w:r>
         <w:rPr>
           <w:color w:val="696969"/>
-          <w:sz w:val="18"/>
+          <w:sz w:val="24"/>
+          <w:szCs w:val="24"/>
           <w:lang w:val="el-GR"/>
         </w:rPr>
-        <w:t xml:space="preserve">· · · · · · · · · · · · · · · · · · · · · · · · · · · · · · · · · · · · · · · · · · · · · · · · · · · · · · · · · · · · · · · · · · · · · · · · · · · · · · · · · · · · · · · · · · · · · · · · · · · · · · · · · · · · · · · · · · · · · </w:t>
+        <w:t xml:space="preserve">· · · · · · · · · · · · · · · · · · · · · · · · · · · · · · · · · · · · · · · · · · · · · · · · · · · · · · · · · · · · · · · · · · · · · · · · · · · · · · · · · · · · · · · </w:t>
       </w:r>
     </w:p>
     <w:p>
@@ -2035,7 +2400,8 @@
         <w:spacing w:after="20"/>
         <w:rPr>
           <w:color w:val="696969"/>
-          <w:sz w:val="18"/>
+          <w:sz w:val="24"/>
+          <w:szCs w:val="24"/>
         </w:rPr>
       </w:pPr>
     </w:p>
@@ -2044,16 +2410,18 @@
         <w:spacing w:after="20"/>
         <w:rPr>
           <w:color w:val="696969"/>
-          <w:sz w:val="18"/>
+          <w:sz w:val="24"/>
+          <w:szCs w:val="24"/>
         </w:rPr>
       </w:pPr>
       <w:r>
         <w:rPr>
           <w:color w:val="696969"/>
-          <w:sz w:val="18"/>
+          <w:sz w:val="24"/>
+          <w:szCs w:val="24"/>
           <w:lang w:val="el-GR"/>
         </w:rPr>
-        <w:t xml:space="preserve">· · · · · · · · · · · · · · · · · · · · · · · · · · · · · · · · · · · · · · · · · · · · · · · · · · · · · · · · · · · · · · · · · · · · · · · · · · · · · · · · · · · · · · · · · · · · · · · · · · · · · · · · · · · · · · · · · · · · · </w:t>
+        <w:t xml:space="preserve">· · · · · · · · · · · · · · · · · · · · · · · · · · · · · · · · · · · · · · · · · · · · · · · · · · · · · · · · · · · · · · · · · · · · · · · · · · · · · · · · · · · · · · · </w:t>
       </w:r>
     </w:p>
     <w:p>
@@ -2061,7 +2429,8 @@
         <w:spacing w:after="20"/>
         <w:rPr>
           <w:color w:val="696969"/>
-          <w:sz w:val="18"/>
+          <w:sz w:val="24"/>
+          <w:szCs w:val="24"/>
         </w:rPr>
       </w:pPr>
     </w:p>
@@ -2070,26 +2439,36 @@
         <w:spacing w:after="20"/>
         <w:rPr>
           <w:color w:val="696969"/>
-          <w:sz w:val="18"/>
+          <w:sz w:val="24"/>
+          <w:szCs w:val="24"/>
         </w:rPr>
       </w:pPr>
       <w:r>
         <w:rPr>
           <w:color w:val="696969"/>
-          <w:sz w:val="18"/>
+          <w:sz w:val="24"/>
+          <w:szCs w:val="24"/>
           <w:lang w:val="el-GR"/>
         </w:rPr>
-        <w:t xml:space="preserve">· · · · · · · · · · · · · · · · · · · · · · · · · · · · · · · · · · · · · · · · · · · · · · · · · · · · · · · · · · · · · · · · · · · · · · · · · · · · · · · · · · · · · · · · · · · · · · · · · · · · · · · · · · · · · · · · · · · · · </w:t>
+        <w:t xml:space="preserve">· · · · · · · · · · · · · · · · · · · · · · · · · · · · · · · · · · · · · · · · · · · · · · · · · · · · · · · · · · · · · · · · · · · · · · · · · · · · · · · · · · · · · · · </w:t>
       </w:r>
     </w:p>
     <w:p>
       <w:pPr>
         <w:spacing w:after="20"/>
+        <w:rPr>
+          <w:sz w:val="24"/>
+          <w:szCs w:val="24"/>
+        </w:rPr>
       </w:pPr>
     </w:p>
     <w:p>
       <w:pPr>
         <w:spacing w:after="20"/>
+        <w:rPr>
+          <w:sz w:val="24"/>
+          <w:szCs w:val="24"/>
+        </w:rPr>
       </w:pPr>
     </w:p>
     <w:p>
@@ -2102,13 +2481,16 @@
         </w:numPr>
         <w:spacing w:before="80" w:after="40"/>
         <w:rPr>
+          <w:sz w:val="24"/>
+          <w:szCs w:val="24"/>
           <w:lang w:val="el-GR"/>
         </w:rPr>
       </w:pPr>
       <w:r>
         <w:rPr>
           <w:b/>
-          <w:sz w:val="23"/>
+          <w:sz w:val="24"/>
+          <w:szCs w:val="24"/>
           <w:lang w:val="el-GR"/>
         </w:rPr>
         <w:t xml:space="preserve"> Λάβατε μήνυμα από άγνωστο αποστολέα: «ΕΠΕΙΓΟΝ — ο λογαριασμός σου θα κλειδωθεί. Πάτησε εδώ και γράψε τον κωδικό σου». Γράψτε δύο ενδείξεις ότι μπορεί να είναι </w:t>
@@ -2116,14 +2498,16 @@
       <w:r>
         <w:rPr>
           <w:b/>
-          <w:sz w:val="23"/>
+          <w:sz w:val="24"/>
+          <w:szCs w:val="24"/>
         </w:rPr>
         <w:t>Phishing</w:t>
       </w:r>
       <w:r>
         <w:rPr>
           <w:b/>
-          <w:sz w:val="23"/>
+          <w:sz w:val="24"/>
+          <w:szCs w:val="24"/>
           <w:lang w:val="el-GR"/>
         </w:rPr>
         <w:t>.  [2 μ.]</w:t>
@@ -2133,6 +2517,10 @@
       <w:pPr>
         <w:keepNext/>
         <w:spacing w:before="80" w:after="40"/>
+        <w:rPr>
+          <w:sz w:val="24"/>
+          <w:szCs w:val="24"/>
+        </w:rPr>
       </w:pPr>
     </w:p>
     <w:p>
@@ -2140,16 +2528,18 @@
         <w:spacing w:after="20"/>
         <w:rPr>
           <w:color w:val="696969"/>
-          <w:sz w:val="18"/>
+          <w:sz w:val="24"/>
+          <w:szCs w:val="24"/>
         </w:rPr>
       </w:pPr>
       <w:r>
         <w:rPr>
           <w:color w:val="696969"/>
-          <w:sz w:val="18"/>
+          <w:sz w:val="24"/>
+          <w:szCs w:val="24"/>
           <w:lang w:val="el-GR"/>
         </w:rPr>
-        <w:t xml:space="preserve">· · · · · · · · · · · · · · · · · · · · · · · · · · · · · · · · · · · · · · · · · · · · · · · · · · · · · · · · · · · · · · · · · · · · · · · · · · · · · · · · · · · · · · · · · · · · · · · · · · · · · · · · · · · · · · · · · · · · · </w:t>
+        <w:t xml:space="preserve">· · · · · · · · · · · · · · · · · · · · · · · · · · · · · · · · · · · · · · · · · · · · · · · · · · · · · · · · · · · · · · · · · · · · · · · · · · · · · · · · · · · · · · · </w:t>
       </w:r>
     </w:p>
     <w:p>
@@ -2157,7 +2547,8 @@
         <w:spacing w:after="20"/>
         <w:rPr>
           <w:color w:val="696969"/>
-          <w:sz w:val="18"/>
+          <w:sz w:val="24"/>
+          <w:szCs w:val="24"/>
         </w:rPr>
       </w:pPr>
     </w:p>
@@ -2166,16 +2557,18 @@
         <w:spacing w:after="20"/>
         <w:rPr>
           <w:color w:val="696969"/>
-          <w:sz w:val="18"/>
+          <w:sz w:val="24"/>
+          <w:szCs w:val="24"/>
         </w:rPr>
       </w:pPr>
       <w:r>
         <w:rPr>
           <w:color w:val="696969"/>
-          <w:sz w:val="18"/>
+          <w:sz w:val="24"/>
+          <w:szCs w:val="24"/>
           <w:lang w:val="el-GR"/>
         </w:rPr>
-        <w:t xml:space="preserve">· · · · · · · · · · · · · · · · · · · · · · · · · · · · · · · · · · · · · · · · · · · · · · · · · · · · · · · · · · · · · · · · · · · · · · · · · · · · · · · · · · · · · · · · · · · · · · · · · · · · · · · · · · · · · · · · · · · · · </w:t>
+        <w:t xml:space="preserve">· · · · · · · · · · · · · · · · · · · · · · · · · · · · · · · · · · · · · · · · · · · · · · · · · · · · · · · · · · · · · · · · · · · · · · · · · · · · · · · · · · · · · · · </w:t>
       </w:r>
     </w:p>
     <w:p>
@@ -2183,7 +2576,8 @@
         <w:spacing w:after="20"/>
         <w:rPr>
           <w:color w:val="696969"/>
-          <w:sz w:val="18"/>
+          <w:sz w:val="24"/>
+          <w:szCs w:val="24"/>
         </w:rPr>
       </w:pPr>
     </w:p>
@@ -2192,22 +2586,29 @@
         <w:spacing w:after="20"/>
         <w:rPr>
           <w:color w:val="696969"/>
-          <w:sz w:val="18"/>
+          <w:sz w:val="24"/>
+          <w:szCs w:val="24"/>
         </w:rPr>
       </w:pPr>
       <w:r>
         <w:rPr>
           <w:color w:val="696969"/>
-          <w:sz w:val="18"/>
+          <w:sz w:val="24"/>
+          <w:szCs w:val="24"/>
           <w:lang w:val="el-GR"/>
         </w:rPr>
-        <w:t xml:space="preserve">· · · · · · · · · · · · · · · · · · · · · · · · · · · · · · · · · · · · · · · · · · · · · · · · · · · · · · · · · · · · · · · · · · · · · · · · · · · · · · · · · · · · · · · · · · · · · · · · · · · · · · · · · · · · · · · · · · · · · </w:t>
+        <w:lastRenderedPageBreak/>
+        <w:t xml:space="preserve">· · · · · · · · · · · · · · · · · · · · · · · · · · · · · · · · · · · · · · · · · · · · · · · · · · · · · · · · · · · · · · · · · · · · · · · · · · · · · · · · · · · · · · · </w:t>
       </w:r>
     </w:p>
     <w:p>
       <w:pPr>
         <w:keepNext/>
         <w:spacing w:before="80" w:after="40"/>
+        <w:rPr>
+          <w:sz w:val="24"/>
+          <w:szCs w:val="24"/>
+        </w:rPr>
       </w:pPr>
     </w:p>
     <w:p>
@@ -2220,24 +2621,19 @@
         </w:numPr>
         <w:spacing w:before="80" w:after="40"/>
         <w:rPr>
+          <w:sz w:val="24"/>
+          <w:szCs w:val="24"/>
           <w:lang w:val="el-GR"/>
         </w:rPr>
       </w:pPr>
       <w:r>
         <w:rPr>
           <w:b/>
-          <w:sz w:val="23"/>
+          <w:sz w:val="24"/>
+          <w:szCs w:val="24"/>
           <w:lang w:val="el-GR"/>
         </w:rPr>
-        <w:t xml:space="preserve">Μελετήστε τις ρυθμίσεις των δύο υπολογιστών και απαντήστε.  </w:t>
-      </w:r>
-      <w:r>
-        <w:rPr>
-          <w:b/>
-          <w:sz w:val="23"/>
-          <w:lang w:val="el-GR"/>
-        </w:rPr>
-        <w:t>[2 μ.]</w:t>
+        <w:t>Μελετήστε τις ρυθμίσεις των δύο υπολογιστών και απαντήστε.  [2 μ.]</w:t>
       </w:r>
     </w:p>
     <w:tbl>
@@ -2259,7 +2655,6 @@
         <w:gridCol w:w="1814"/>
         <w:gridCol w:w="2721"/>
         <w:gridCol w:w="2721"/>
-        <w:gridCol w:w="2494"/>
       </w:tblGrid>
       <w:tr>
         <w:trPr>
@@ -2280,11 +2675,16 @@
           <w:p>
             <w:pPr>
               <w:jc w:val="center"/>
+              <w:rPr>
+                <w:sz w:val="24"/>
+                <w:szCs w:val="24"/>
+              </w:rPr>
             </w:pPr>
             <w:r>
               <w:rPr>
                 <w:b/>
-                <w:sz w:val="21"/>
+                <w:sz w:val="24"/>
+                <w:szCs w:val="24"/>
               </w:rPr>
               <w:t>Συσκευή</w:t>
             </w:r>
@@ -2305,11 +2705,16 @@
           <w:p>
             <w:pPr>
               <w:jc w:val="center"/>
+              <w:rPr>
+                <w:sz w:val="24"/>
+                <w:szCs w:val="24"/>
+              </w:rPr>
             </w:pPr>
             <w:r>
               <w:rPr>
                 <w:b/>
-                <w:sz w:val="21"/>
+                <w:sz w:val="24"/>
+                <w:szCs w:val="24"/>
               </w:rPr>
               <w:t>IP Address</w:t>
             </w:r>
@@ -2330,38 +2735,18 @@
           <w:p>
             <w:pPr>
               <w:jc w:val="center"/>
+              <w:rPr>
+                <w:sz w:val="24"/>
+                <w:szCs w:val="24"/>
+              </w:rPr>
             </w:pPr>
             <w:r>
               <w:rPr>
                 <w:b/>
-                <w:sz w:val="21"/>
+                <w:sz w:val="24"/>
+                <w:szCs w:val="24"/>
               </w:rPr>
               <w:t>Subnet Mask</w:t>
-            </w:r>
-          </w:p>
-        </w:tc>
-        <w:tc>
-          <w:tcPr>
-            <w:tcW w:w="2494" w:type="dxa"/>
-            <w:shd w:val="clear" w:color="auto" w:fill="D9E5F3"/>
-            <w:tcMar>
-              <w:top w:w="80" w:type="dxa"/>
-              <w:left w:w="95" w:type="dxa"/>
-              <w:bottom w:w="80" w:type="dxa"/>
-              <w:right w:w="95" w:type="dxa"/>
-            </w:tcMar>
-            <w:vAlign w:val="center"/>
-          </w:tcPr>
-          <w:p>
-            <w:pPr>
-              <w:jc w:val="center"/>
-            </w:pPr>
-            <w:r>
-              <w:rPr>
-                <w:b/>
-                <w:sz w:val="21"/>
-              </w:rPr>
-              <w:t>Ίδιο δίκτυο;</w:t>
             </w:r>
           </w:p>
         </w:tc>
@@ -2384,10 +2769,15 @@
           <w:p>
             <w:pPr>
               <w:jc w:val="center"/>
+              <w:rPr>
+                <w:sz w:val="24"/>
+                <w:szCs w:val="24"/>
+              </w:rPr>
             </w:pPr>
             <w:r>
               <w:rPr>
-                <w:sz w:val="21"/>
+                <w:sz w:val="24"/>
+                <w:szCs w:val="24"/>
               </w:rPr>
               <w:t>Η/Υ 1</w:t>
             </w:r>
@@ -2407,12 +2797,24 @@
           <w:p>
             <w:pPr>
               <w:jc w:val="center"/>
+              <w:rPr>
+                <w:sz w:val="24"/>
+                <w:szCs w:val="24"/>
+              </w:rPr>
             </w:pPr>
             <w:r>
               <w:rPr>
-                <w:sz w:val="21"/>
+                <w:sz w:val="24"/>
+                <w:szCs w:val="24"/>
               </w:rPr>
-              <w:t>192.168.10.47</w:t>
+              <w:t>192.168.10.4</w:t>
+            </w:r>
+            <w:r>
+              <w:rPr>
+                <w:sz w:val="24"/>
+                <w:szCs w:val="24"/>
+              </w:rPr>
+              <w:t>2</w:t>
             </w:r>
           </w:p>
         </w:tc>
@@ -2430,35 +2832,31 @@
           <w:p>
             <w:pPr>
               <w:jc w:val="center"/>
+              <w:rPr>
+                <w:sz w:val="24"/>
+                <w:szCs w:val="24"/>
+              </w:rPr>
             </w:pPr>
             <w:r>
               <w:rPr>
-                <w:sz w:val="21"/>
+                <w:sz w:val="24"/>
+                <w:szCs w:val="24"/>
               </w:rPr>
-              <w:t>255.255.255.0</w:t>
+              <w:t>255.255.</w:t>
             </w:r>
-          </w:p>
-        </w:tc>
-        <w:tc>
-          <w:tcPr>
-            <w:tcW w:w="2494" w:type="dxa"/>
-            <w:tcMar>
-              <w:top w:w="80" w:type="dxa"/>
-              <w:left w:w="95" w:type="dxa"/>
-              <w:bottom w:w="80" w:type="dxa"/>
-              <w:right w:w="95" w:type="dxa"/>
-            </w:tcMar>
-            <w:vAlign w:val="center"/>
-          </w:tcPr>
-          <w:p>
-            <w:pPr>
-              <w:jc w:val="center"/>
-            </w:pPr>
             <w:r>
               <w:rPr>
-                <w:sz w:val="21"/>
+                <w:sz w:val="24"/>
+                <w:szCs w:val="24"/>
               </w:rPr>
-              <w:t>—</w:t>
+              <w:t>0</w:t>
+            </w:r>
+            <w:r>
+              <w:rPr>
+                <w:sz w:val="24"/>
+                <w:szCs w:val="24"/>
+              </w:rPr>
+              <w:t>.0</w:t>
             </w:r>
           </w:p>
         </w:tc>
@@ -2481,10 +2879,15 @@
           <w:p>
             <w:pPr>
               <w:jc w:val="center"/>
+              <w:rPr>
+                <w:sz w:val="24"/>
+                <w:szCs w:val="24"/>
+              </w:rPr>
             </w:pPr>
             <w:r>
               <w:rPr>
-                <w:sz w:val="21"/>
+                <w:sz w:val="24"/>
+                <w:szCs w:val="24"/>
               </w:rPr>
               <w:t>Η/Υ 2</w:t>
             </w:r>
@@ -2504,10 +2907,15 @@
           <w:p>
             <w:pPr>
               <w:jc w:val="center"/>
+              <w:rPr>
+                <w:sz w:val="24"/>
+                <w:szCs w:val="24"/>
+              </w:rPr>
             </w:pPr>
             <w:r>
               <w:rPr>
-                <w:sz w:val="21"/>
+                <w:sz w:val="24"/>
+                <w:szCs w:val="24"/>
               </w:rPr>
               <w:t>192.168.20.47</w:t>
             </w:r>
@@ -2527,35 +2935,31 @@
           <w:p>
             <w:pPr>
               <w:jc w:val="center"/>
+              <w:rPr>
+                <w:sz w:val="24"/>
+                <w:szCs w:val="24"/>
+              </w:rPr>
             </w:pPr>
             <w:r>
               <w:rPr>
-                <w:sz w:val="21"/>
+                <w:sz w:val="24"/>
+                <w:szCs w:val="24"/>
               </w:rPr>
-              <w:t>255.255.255.0</w:t>
+              <w:t>255.255.</w:t>
             </w:r>
-          </w:p>
-        </w:tc>
-        <w:tc>
-          <w:tcPr>
-            <w:tcW w:w="2494" w:type="dxa"/>
-            <w:tcMar>
-              <w:top w:w="80" w:type="dxa"/>
-              <w:left w:w="95" w:type="dxa"/>
-              <w:bottom w:w="80" w:type="dxa"/>
-              <w:right w:w="95" w:type="dxa"/>
-            </w:tcMar>
-            <w:vAlign w:val="center"/>
-          </w:tcPr>
-          <w:p>
-            <w:pPr>
-              <w:jc w:val="center"/>
-            </w:pPr>
             <w:r>
               <w:rPr>
-                <w:sz w:val="21"/>
+                <w:sz w:val="24"/>
+                <w:szCs w:val="24"/>
               </w:rPr>
-              <w:t>Ναι / Όχι</w:t>
+              <w:t>0</w:t>
+            </w:r>
+            <w:r>
+              <w:rPr>
+                <w:sz w:val="24"/>
+                <w:szCs w:val="24"/>
+              </w:rPr>
+              <w:t>.0</w:t>
             </w:r>
           </w:p>
         </w:tc>
@@ -2566,13 +2970,26 @@
         <w:spacing w:before="100" w:after="20"/>
         <w:rPr>
           <w:b/>
-          <w:sz w:val="21"/>
+          <w:sz w:val="24"/>
+          <w:szCs w:val="24"/>
+        </w:rPr>
+      </w:pPr>
+    </w:p>
+    <w:p>
+      <w:pPr>
+        <w:spacing w:before="100" w:after="20"/>
+        <w:rPr>
+          <w:bCs/>
+          <w:sz w:val="24"/>
+          <w:szCs w:val="24"/>
+          <w:lang w:val="el-GR"/>
         </w:rPr>
       </w:pPr>
       <w:r>
         <w:rPr>
-          <w:b/>
-          <w:sz w:val="21"/>
+          <w:bCs/>
+          <w:sz w:val="24"/>
+          <w:szCs w:val="24"/>
           <w:lang w:val="el-GR"/>
         </w:rPr>
         <w:t>(α) Ανήκουν οι δύο υπολογιστές στο ίδιο δίκτυο;  Ναι / Όχι</w:t>
@@ -2582,8 +2999,10 @@
       <w:pPr>
         <w:spacing w:before="80" w:after="20"/>
         <w:rPr>
-          <w:b/>
-          <w:sz w:val="21"/>
+          <w:bCs/>
+          <w:sz w:val="24"/>
+          <w:szCs w:val="24"/>
+          <w:lang w:val="el-GR"/>
         </w:rPr>
       </w:pPr>
     </w:p>
@@ -2591,61 +3010,29 @@
       <w:pPr>
         <w:spacing w:before="80" w:after="20"/>
         <w:rPr>
+          <w:bCs/>
+          <w:sz w:val="24"/>
+          <w:szCs w:val="24"/>
           <w:lang w:val="el-GR"/>
         </w:rPr>
       </w:pPr>
       <w:r>
         <w:rPr>
-          <w:b/>
-          <w:sz w:val="21"/>
+          <w:bCs/>
+          <w:sz w:val="24"/>
+          <w:szCs w:val="24"/>
           <w:lang w:val="el-GR"/>
         </w:rPr>
-        <w:t xml:space="preserve">(β) Χρειάζεται </w:t>
+        <w:t xml:space="preserve">(β) </w:t>
       </w:r>
       <w:r>
         <w:rPr>
-          <w:b/>
-          <w:sz w:val="21"/>
-        </w:rPr>
-        <w:t>Router</w:t>
-      </w:r>
-      <w:r>
-        <w:rPr>
-          <w:b/>
-          <w:sz w:val="21"/>
+          <w:bCs/>
+          <w:sz w:val="24"/>
+          <w:szCs w:val="24"/>
           <w:lang w:val="el-GR"/>
         </w:rPr>
-        <w:t xml:space="preserve"> ή </w:t>
-      </w:r>
-      <w:r>
-        <w:rPr>
-          <w:b/>
-          <w:sz w:val="21"/>
-        </w:rPr>
-        <w:t>Default</w:t>
-      </w:r>
-      <w:r>
-        <w:rPr>
-          <w:b/>
-          <w:sz w:val="21"/>
-          <w:lang w:val="el-GR"/>
-        </w:rPr>
-        <w:t xml:space="preserve"> </w:t>
-      </w:r>
-      <w:r>
-        <w:rPr>
-          <w:b/>
-          <w:sz w:val="21"/>
-        </w:rPr>
-        <w:t>Gateway</w:t>
-      </w:r>
-      <w:r>
-        <w:rPr>
-          <w:b/>
-          <w:sz w:val="21"/>
-          <w:lang w:val="el-GR"/>
-        </w:rPr>
-        <w:t xml:space="preserve"> για να επικοινωνήσουν; Αιτιολογήστε.</w:t>
+        <w:t>Οι δύο υπολογιστές μπορούν να επικοινωνήσουν απευθείας μεταξύ τους ή χρειάζεται η μεσολάβηση ενός Router; Αιτιολογήστε την απάντησή σας.</w:t>
       </w:r>
     </w:p>
     <w:p>
@@ -2653,7 +3040,9 @@
         <w:spacing w:after="20"/>
         <w:rPr>
           <w:color w:val="696969"/>
-          <w:sz w:val="18"/>
+          <w:sz w:val="24"/>
+          <w:szCs w:val="24"/>
+          <w:lang w:val="el-GR"/>
         </w:rPr>
       </w:pPr>
     </w:p>
@@ -2662,13 +3051,16 @@
         <w:spacing w:after="20"/>
         <w:rPr>
           <w:color w:val="696969"/>
-          <w:sz w:val="18"/>
+          <w:sz w:val="24"/>
+          <w:szCs w:val="24"/>
+          <w:lang w:val="el-GR"/>
         </w:rPr>
       </w:pPr>
       <w:r>
         <w:rPr>
           <w:color w:val="696969"/>
-          <w:sz w:val="18"/>
+          <w:sz w:val="24"/>
+          <w:szCs w:val="24"/>
           <w:lang w:val="el-GR"/>
         </w:rPr>
         <w:t xml:space="preserve">· · · · · · · · · · · · · · · · · · · · · · · · · · · · · · · · · · · · · · · · · · · · · · · · · · · · · · · · · · · · · · · · · · · · · · · · · · · · · · · · · · · · · · </w:t>
@@ -2676,10 +3068,11 @@
       <w:r>
         <w:rPr>
           <w:color w:val="696969"/>
-          <w:sz w:val="18"/>
+          <w:sz w:val="24"/>
+          <w:szCs w:val="24"/>
           <w:lang w:val="el-GR"/>
         </w:rPr>
-        <w:t xml:space="preserve">· · · · · · · · · · · · · · · · · · · · · · · · · · · · · · · </w:t>
+        <w:t xml:space="preserve">· </w:t>
       </w:r>
     </w:p>
     <w:p>
@@ -2687,7 +3080,9 @@
         <w:spacing w:after="20"/>
         <w:rPr>
           <w:color w:val="696969"/>
-          <w:sz w:val="18"/>
+          <w:sz w:val="24"/>
+          <w:szCs w:val="24"/>
+          <w:lang w:val="el-GR"/>
         </w:rPr>
       </w:pPr>
     </w:p>
@@ -2696,16 +3091,19 @@
         <w:spacing w:after="20"/>
         <w:rPr>
           <w:color w:val="696969"/>
-          <w:sz w:val="18"/>
+          <w:sz w:val="24"/>
+          <w:szCs w:val="24"/>
+          <w:lang w:val="el-GR"/>
         </w:rPr>
       </w:pPr>
       <w:r>
         <w:rPr>
           <w:color w:val="696969"/>
-          <w:sz w:val="18"/>
+          <w:sz w:val="24"/>
+          <w:szCs w:val="24"/>
           <w:lang w:val="el-GR"/>
         </w:rPr>
-        <w:t xml:space="preserve">· · · · · · · · · · · · · · · · · · · · · · · · · · · · · · · · · · · · · · · · · · · · · · · · · · · · · · · · · · · · · · · · · · · · · · · · · · · · · · · · · · · · · · · · · · · · · · · · · · · · · · · · · · · · · · · · · · · · · </w:t>
+        <w:t xml:space="preserve">· · · · · · · · · · · · · · · · · · · · · · · · · · · · · · · · · · · · · · · · · · · · · · · · · · · · · · · · · · · · · · · · · · · · · · · · · · · · · · · · · · · · · · · </w:t>
       </w:r>
     </w:p>
     <w:p>
@@ -2713,7 +3111,9 @@
         <w:spacing w:after="20"/>
         <w:rPr>
           <w:color w:val="696969"/>
-          <w:sz w:val="18"/>
+          <w:sz w:val="24"/>
+          <w:szCs w:val="24"/>
+          <w:lang w:val="el-GR"/>
         </w:rPr>
       </w:pPr>
     </w:p>
@@ -2722,26 +3122,39 @@
         <w:spacing w:after="20"/>
         <w:rPr>
           <w:color w:val="696969"/>
-          <w:sz w:val="18"/>
+          <w:sz w:val="24"/>
+          <w:szCs w:val="24"/>
+          <w:lang w:val="el-GR"/>
         </w:rPr>
       </w:pPr>
       <w:r>
         <w:rPr>
           <w:color w:val="696969"/>
-          <w:sz w:val="18"/>
+          <w:sz w:val="24"/>
+          <w:szCs w:val="24"/>
           <w:lang w:val="el-GR"/>
         </w:rPr>
-        <w:t xml:space="preserve">· · · · · · · · · · · · · · · · · · · · · · · · · · · · · · · · · · · · · · · · · · · · · · · · · · · · · · · · · · · · · · · · · · · · · · · · · · · · · · · · · · · · · · · · · · · · · · · · · · · · · · · · · · · · · · · · · · · · · </w:t>
+        <w:t xml:space="preserve">· · · · · · · · · · · · · · · · · · · · · · · · · · · · · · · · · · · · · · · · · · · · · · · · · · · · · · · · · · · · · · · · · · · · · · · · · · · · · · · · · · · · · · · </w:t>
       </w:r>
     </w:p>
     <w:p>
       <w:pPr>
         <w:spacing w:after="20"/>
+        <w:rPr>
+          <w:sz w:val="24"/>
+          <w:szCs w:val="24"/>
+          <w:lang w:val="el-GR"/>
+        </w:rPr>
       </w:pPr>
     </w:p>
     <w:p>
       <w:pPr>
         <w:spacing w:after="20"/>
+        <w:rPr>
+          <w:sz w:val="24"/>
+          <w:szCs w:val="24"/>
+          <w:lang w:val="el-GR"/>
+        </w:rPr>
       </w:pPr>
     </w:p>
     <w:p>
@@ -2754,13 +3167,270 @@
         </w:numPr>
         <w:spacing w:before="80" w:after="40"/>
         <w:rPr>
+          <w:sz w:val="24"/>
+          <w:szCs w:val="24"/>
           <w:lang w:val="el-GR"/>
         </w:rPr>
       </w:pPr>
       <w:r>
         <w:rPr>
           <w:b/>
-          <w:sz w:val="23"/>
+          <w:sz w:val="24"/>
+          <w:szCs w:val="24"/>
+          <w:lang w:val="el-GR"/>
+        </w:rPr>
+        <w:t>Δεδομένα Προβλήματος</w:t>
+      </w:r>
+      <w:r>
+        <w:rPr>
+          <w:b/>
+          <w:sz w:val="24"/>
+          <w:szCs w:val="24"/>
+        </w:rPr>
+        <w:t>:</w:t>
+      </w:r>
+    </w:p>
+    <w:p>
+      <w:pPr>
+        <w:pStyle w:val="ListParagraph"/>
+        <w:keepNext/>
+        <w:spacing w:before="80" w:after="40"/>
+        <w:rPr>
+          <w:sz w:val="24"/>
+          <w:szCs w:val="24"/>
+          <w:lang w:val="el-GR"/>
+        </w:rPr>
+      </w:pPr>
+      <w:r>
+        <w:rPr>
+          <w:b/>
+          <w:sz w:val="24"/>
+          <w:szCs w:val="24"/>
+          <w:lang w:val="el-GR"/>
+        </w:rPr>
+        <w:t xml:space="preserve">Ο </w:t>
+      </w:r>
+      <w:r>
+        <w:rPr>
+          <w:b/>
+          <w:sz w:val="24"/>
+          <w:szCs w:val="24"/>
+        </w:rPr>
+        <w:t>router</w:t>
+      </w:r>
+      <w:r>
+        <w:rPr>
+          <w:b/>
+          <w:sz w:val="24"/>
+          <w:szCs w:val="24"/>
+          <w:lang w:val="el-GR"/>
+        </w:rPr>
+        <w:t xml:space="preserve"> </w:t>
+      </w:r>
+      <w:r>
+        <w:rPr>
+          <w:b/>
+          <w:sz w:val="24"/>
+          <w:szCs w:val="24"/>
+          <w:lang w:val="el-GR"/>
+        </w:rPr>
+        <w:t>του σχολείου μας έχει</w:t>
+      </w:r>
+      <w:r>
+        <w:rPr>
+          <w:b/>
+          <w:sz w:val="24"/>
+          <w:szCs w:val="24"/>
+          <w:lang w:val="el-GR"/>
+        </w:rPr>
+        <w:t xml:space="preserve"> </w:t>
+      </w:r>
+      <w:r>
+        <w:rPr>
+          <w:b/>
+          <w:sz w:val="24"/>
+          <w:szCs w:val="24"/>
+        </w:rPr>
+        <w:t>IP</w:t>
+      </w:r>
+      <w:r>
+        <w:rPr>
+          <w:b/>
+          <w:sz w:val="24"/>
+          <w:szCs w:val="24"/>
+          <w:lang w:val="el-GR"/>
+        </w:rPr>
+        <w:t xml:space="preserve"> 192.168.10.1</w:t>
+      </w:r>
+      <w:r>
+        <w:rPr>
+          <w:b/>
+          <w:sz w:val="24"/>
+          <w:szCs w:val="24"/>
+          <w:lang w:val="el-GR"/>
+        </w:rPr>
+        <w:t xml:space="preserve"> </w:t>
+      </w:r>
+      <w:r>
+        <w:rPr>
+          <w:b/>
+          <w:sz w:val="24"/>
+          <w:szCs w:val="24"/>
+          <w:lang w:val="el-GR"/>
+        </w:rPr>
+        <w:t>και η ιστοσελίδα</w:t>
+      </w:r>
+      <w:r>
+        <w:rPr>
+          <w:b/>
+          <w:sz w:val="24"/>
+          <w:szCs w:val="24"/>
+          <w:lang w:val="el-GR"/>
+        </w:rPr>
+        <w:t xml:space="preserve"> </w:t>
+      </w:r>
+      <w:r>
+        <w:rPr>
+          <w:b/>
+          <w:sz w:val="24"/>
+          <w:szCs w:val="24"/>
+        </w:rPr>
+        <w:t>www</w:t>
+      </w:r>
+      <w:r>
+        <w:rPr>
+          <w:b/>
+          <w:sz w:val="24"/>
+          <w:szCs w:val="24"/>
+          <w:lang w:val="el-GR"/>
+        </w:rPr>
+        <w:t>.</w:t>
+      </w:r>
+      <w:r>
+        <w:rPr>
+          <w:b/>
+          <w:sz w:val="24"/>
+          <w:szCs w:val="24"/>
+        </w:rPr>
+        <w:t>moec</w:t>
+      </w:r>
+      <w:r>
+        <w:rPr>
+          <w:b/>
+          <w:sz w:val="24"/>
+          <w:szCs w:val="24"/>
+          <w:lang w:val="el-GR"/>
+        </w:rPr>
+        <w:t>.</w:t>
+      </w:r>
+      <w:r>
+        <w:rPr>
+          <w:b/>
+          <w:sz w:val="24"/>
+          <w:szCs w:val="24"/>
+        </w:rPr>
+        <w:t>gov</w:t>
+      </w:r>
+      <w:r>
+        <w:rPr>
+          <w:b/>
+          <w:sz w:val="24"/>
+          <w:szCs w:val="24"/>
+          <w:lang w:val="el-GR"/>
+        </w:rPr>
+        <w:t>.</w:t>
+      </w:r>
+      <w:r>
+        <w:rPr>
+          <w:b/>
+          <w:sz w:val="24"/>
+          <w:szCs w:val="24"/>
+        </w:rPr>
+        <w:t>cy</w:t>
+      </w:r>
+      <w:r>
+        <w:rPr>
+          <w:b/>
+          <w:sz w:val="24"/>
+          <w:szCs w:val="24"/>
+          <w:lang w:val="el-GR"/>
+        </w:rPr>
+        <w:t xml:space="preserve"> έχει</w:t>
+      </w:r>
+      <w:r>
+        <w:rPr>
+          <w:b/>
+          <w:sz w:val="24"/>
+          <w:szCs w:val="24"/>
+          <w:lang w:val="el-GR"/>
+        </w:rPr>
+        <w:t xml:space="preserve"> </w:t>
+      </w:r>
+      <w:r>
+        <w:rPr>
+          <w:b/>
+          <w:sz w:val="24"/>
+          <w:szCs w:val="24"/>
+        </w:rPr>
+        <w:t>IP</w:t>
+      </w:r>
+      <w:r>
+        <w:rPr>
+          <w:b/>
+          <w:sz w:val="24"/>
+          <w:szCs w:val="24"/>
+          <w:lang w:val="el-GR"/>
+        </w:rPr>
+        <w:t xml:space="preserve"> 142.250.</w:t>
+      </w:r>
+      <w:r>
+        <w:rPr>
+          <w:b/>
+          <w:sz w:val="24"/>
+          <w:szCs w:val="24"/>
+          <w:lang w:val="el-GR"/>
+        </w:rPr>
+        <w:t>201.46</w:t>
+      </w:r>
+      <w:r>
+        <w:rPr>
+          <w:b/>
+          <w:sz w:val="24"/>
+          <w:szCs w:val="24"/>
+          <w:lang w:val="el-GR"/>
+        </w:rPr>
+        <w:t>.</w:t>
+      </w:r>
+    </w:p>
+    <w:p>
+      <w:pPr>
+        <w:pStyle w:val="ListParagraph"/>
+        <w:keepNext/>
+        <w:spacing w:before="80" w:after="40"/>
+        <w:rPr>
+          <w:b/>
+          <w:sz w:val="24"/>
+          <w:szCs w:val="24"/>
+          <w:lang w:val="el-GR"/>
+        </w:rPr>
+      </w:pPr>
+    </w:p>
+    <w:p>
+      <w:pPr>
+        <w:pStyle w:val="ListParagraph"/>
+        <w:keepNext/>
+        <w:spacing w:before="80" w:after="40"/>
+        <w:rPr>
+          <w:sz w:val="24"/>
+          <w:szCs w:val="24"/>
+          <w:lang w:val="el-GR"/>
+        </w:rPr>
+      </w:pPr>
+      <w:r>
+        <w:rPr>
+          <w:b/>
+          <w:sz w:val="24"/>
+          <w:szCs w:val="24"/>
           <w:lang w:val="el-GR"/>
         </w:rPr>
         <w:t xml:space="preserve">Ένας μαθητής εκτελεί με επιτυχία </w:t>
@@ -2768,14 +3438,16 @@
       <w:r>
         <w:rPr>
           <w:b/>
-          <w:sz w:val="23"/>
+          <w:sz w:val="24"/>
+          <w:szCs w:val="24"/>
         </w:rPr>
         <w:t>ping</w:t>
       </w:r>
       <w:r>
         <w:rPr>
           <w:b/>
-          <w:sz w:val="23"/>
+          <w:sz w:val="24"/>
+          <w:szCs w:val="24"/>
           <w:lang w:val="el-GR"/>
         </w:rPr>
         <w:t xml:space="preserve"> 192.168.10.1 και </w:t>
@@ -2783,14 +3455,16 @@
       <w:r>
         <w:rPr>
           <w:b/>
-          <w:sz w:val="23"/>
+          <w:sz w:val="24"/>
+          <w:szCs w:val="24"/>
         </w:rPr>
         <w:t>ping</w:t>
       </w:r>
       <w:r>
         <w:rPr>
           <w:b/>
-          <w:sz w:val="23"/>
+          <w:sz w:val="24"/>
+          <w:szCs w:val="24"/>
           <w:lang w:val="el-GR"/>
         </w:rPr>
         <w:t xml:space="preserve"> 142.250.201.46, αλλά το </w:t>
@@ -2798,14 +3472,16 @@
       <w:r>
         <w:rPr>
           <w:b/>
-          <w:sz w:val="23"/>
+          <w:sz w:val="24"/>
+          <w:szCs w:val="24"/>
         </w:rPr>
         <w:t>ping</w:t>
       </w:r>
       <w:r>
         <w:rPr>
           <w:b/>
-          <w:sz w:val="23"/>
+          <w:sz w:val="24"/>
+          <w:szCs w:val="24"/>
           <w:lang w:val="el-GR"/>
         </w:rPr>
         <w:t xml:space="preserve"> </w:t>
@@ -2813,14 +3489,16 @@
       <w:r>
         <w:rPr>
           <w:b/>
-          <w:sz w:val="23"/>
+          <w:sz w:val="24"/>
+          <w:szCs w:val="24"/>
         </w:rPr>
         <w:t>www</w:t>
       </w:r>
       <w:r>
         <w:rPr>
           <w:b/>
-          <w:sz w:val="23"/>
+          <w:sz w:val="24"/>
+          <w:szCs w:val="24"/>
           <w:lang w:val="el-GR"/>
         </w:rPr>
         <w:t>.</w:t>
@@ -2828,14 +3506,16 @@
       <w:r>
         <w:rPr>
           <w:b/>
-          <w:sz w:val="23"/>
+          <w:sz w:val="24"/>
+          <w:szCs w:val="24"/>
         </w:rPr>
         <w:t>moec</w:t>
       </w:r>
       <w:r>
         <w:rPr>
           <w:b/>
-          <w:sz w:val="23"/>
+          <w:sz w:val="24"/>
+          <w:szCs w:val="24"/>
           <w:lang w:val="el-GR"/>
         </w:rPr>
         <w:t>.</w:t>
@@ -2843,14 +3523,16 @@
       <w:r>
         <w:rPr>
           <w:b/>
-          <w:sz w:val="23"/>
+          <w:sz w:val="24"/>
+          <w:szCs w:val="24"/>
         </w:rPr>
         <w:t>gov</w:t>
       </w:r>
       <w:r>
         <w:rPr>
           <w:b/>
-          <w:sz w:val="23"/>
+          <w:sz w:val="24"/>
+          <w:szCs w:val="24"/>
           <w:lang w:val="el-GR"/>
         </w:rPr>
         <w:t>.</w:t>
@@ -2858,14 +3540,16 @@
       <w:r>
         <w:rPr>
           <w:b/>
-          <w:sz w:val="23"/>
+          <w:sz w:val="24"/>
+          <w:szCs w:val="24"/>
         </w:rPr>
         <w:t>cy</w:t>
       </w:r>
       <w:r>
         <w:rPr>
           <w:b/>
-          <w:sz w:val="23"/>
+          <w:sz w:val="24"/>
+          <w:szCs w:val="24"/>
           <w:lang w:val="el-GR"/>
         </w:rPr>
         <w:t xml:space="preserve"> αποτυγχάνει επειδή δεν βρέθηκε ο προορισμός.  [2 μ.]</w:t>
@@ -2873,17 +3557,31 @@
     </w:p>
     <w:p>
       <w:pPr>
+        <w:pStyle w:val="ListParagraph"/>
+        <w:keepNext/>
+        <w:spacing w:before="80" w:after="40"/>
+        <w:rPr>
+          <w:sz w:val="24"/>
+          <w:szCs w:val="24"/>
+          <w:lang w:val="el-GR"/>
+        </w:rPr>
+      </w:pPr>
+    </w:p>
+    <w:p>
+      <w:pPr>
         <w:spacing w:after="20"/>
         <w:rPr>
-          <w:b/>
-          <w:sz w:val="21"/>
+          <w:bCs/>
+          <w:sz w:val="24"/>
+          <w:szCs w:val="24"/>
           <w:lang w:val="el-GR"/>
         </w:rPr>
       </w:pPr>
       <w:r>
         <w:rPr>
-          <w:b/>
-          <w:sz w:val="21"/>
+          <w:bCs/>
+          <w:sz w:val="24"/>
+          <w:szCs w:val="24"/>
           <w:lang w:val="el-GR"/>
         </w:rPr>
         <w:t>(α) Ποια υπηρεσία δικτύου πιθανότατα παρουσιάζει πρόβλημα;</w:t>
@@ -2893,8 +3591,10 @@
       <w:pPr>
         <w:spacing w:after="20"/>
         <w:rPr>
+          <w:bCs/>
           <w:color w:val="696969"/>
-          <w:sz w:val="18"/>
+          <w:sz w:val="24"/>
+          <w:szCs w:val="24"/>
           <w:lang w:val="el-GR"/>
         </w:rPr>
       </w:pPr>
@@ -2903,24 +3603,31 @@
       <w:pPr>
         <w:spacing w:after="20"/>
         <w:rPr>
+          <w:bCs/>
           <w:color w:val="696969"/>
-          <w:sz w:val="18"/>
+          <w:sz w:val="24"/>
+          <w:szCs w:val="24"/>
           <w:lang w:val="el-GR"/>
         </w:rPr>
       </w:pPr>
       <w:r>
         <w:rPr>
+          <w:bCs/>
           <w:color w:val="696969"/>
-          <w:sz w:val="18"/>
+          <w:sz w:val="24"/>
+          <w:szCs w:val="24"/>
           <w:lang w:val="el-GR"/>
         </w:rPr>
-        <w:t xml:space="preserve">· · · · · · · · · · · · · · · · · · · · · · · · · · · · · · · · · · · · · · · · · · · · · · · · · · · · · · · · · · · · · · · · · · · · · · · · · · · · · · · · · · · · · · · · · · · · · · · · · · · · · · · · · · · · · · · · · · · · · </w:t>
+        <w:t xml:space="preserve">· · · · · · · · · · · · · · · · · · · · · · · · · · · · · · · · · · · · · · · · · · · · · · · · · · · · · · · · · · · · · · · · · · · · · · · · · · · · · · · · · · · · · · · </w:t>
       </w:r>
     </w:p>
     <w:p>
       <w:pPr>
         <w:spacing w:after="20"/>
         <w:rPr>
+          <w:bCs/>
+          <w:sz w:val="24"/>
+          <w:szCs w:val="24"/>
           <w:lang w:val="el-GR"/>
         </w:rPr>
       </w:pPr>
@@ -2929,26 +3636,56 @@
       <w:pPr>
         <w:spacing w:before="60" w:after="20"/>
         <w:rPr>
-          <w:b/>
-          <w:sz w:val="21"/>
+          <w:bCs/>
+          <w:sz w:val="24"/>
+          <w:szCs w:val="24"/>
           <w:lang w:val="el-GR"/>
         </w:rPr>
       </w:pPr>
       <w:r>
         <w:rPr>
-          <w:b/>
-          <w:sz w:val="21"/>
+          <w:bCs/>
+          <w:sz w:val="24"/>
+          <w:szCs w:val="24"/>
           <w:lang w:val="el-GR"/>
         </w:rPr>
-        <w:t>(β) Ποια εντολή θα χρησιμοποιούσατε για να την ελέγξετε;</w:t>
+        <w:t>(β) Ποια εντολή θα χρησιμοποιούσατε για να την ελέγξετ</w:t>
+      </w:r>
+      <w:r>
+        <w:rPr>
+          <w:bCs/>
+          <w:sz w:val="24"/>
+          <w:szCs w:val="24"/>
+          <w:lang w:val="el-GR"/>
+        </w:rPr>
+        <w:t xml:space="preserve">ε(γράψετε μόνο το όνομα </w:t>
+      </w:r>
+      <w:r>
+        <w:rPr>
+          <w:bCs/>
+          <w:sz w:val="24"/>
+          <w:szCs w:val="24"/>
+          <w:lang w:val="el-GR"/>
+        </w:rPr>
+        <w:t>της εντολής)</w:t>
+      </w:r>
+      <w:r>
+        <w:rPr>
+          <w:bCs/>
+          <w:sz w:val="24"/>
+          <w:szCs w:val="24"/>
+          <w:lang w:val="el-GR"/>
+        </w:rPr>
+        <w:t>;</w:t>
       </w:r>
     </w:p>
     <w:p>
       <w:pPr>
         <w:spacing w:before="60" w:after="20"/>
         <w:rPr>
-          <w:b/>
-          <w:sz w:val="21"/>
+          <w:bCs/>
+          <w:sz w:val="24"/>
+          <w:szCs w:val="24"/>
           <w:lang w:val="el-GR"/>
         </w:rPr>
       </w:pPr>
@@ -2957,22 +3694,30 @@
       <w:pPr>
         <w:spacing w:after="20"/>
         <w:rPr>
+          <w:bCs/>
           <w:color w:val="696969"/>
-          <w:sz w:val="18"/>
+          <w:sz w:val="24"/>
+          <w:szCs w:val="24"/>
         </w:rPr>
       </w:pPr>
       <w:r>
         <w:rPr>
+          <w:bCs/>
           <w:color w:val="696969"/>
-          <w:sz w:val="18"/>
+          <w:sz w:val="24"/>
+          <w:szCs w:val="24"/>
           <w:lang w:val="el-GR"/>
         </w:rPr>
-        <w:t xml:space="preserve">· · · · · · · · · · · · · · · · · · · · · · · · · · · · · · · · · · · · · · · · · · · · · · · · · · · · · · · · · · · · · · · · · · · · · · · · · · · · · · · · · · · · · · · · · · · · · · · · · · · · · · · · · · · · · · · · · · · · · </w:t>
+        <w:t xml:space="preserve">· · · · · · · · · · · · · · · · · · · · · · · · · · · · · · · · · · · · · · · · · · · · · · · · · · · · · · · · · · · · · · · · · · · · · · · · · · · · · · · · · · · · · · · </w:t>
       </w:r>
     </w:p>
     <w:p>
       <w:pPr>
         <w:spacing w:before="60" w:after="20"/>
+        <w:rPr>
+          <w:sz w:val="24"/>
+          <w:szCs w:val="24"/>
+        </w:rPr>
       </w:pPr>
     </w:p>
     <w:sectPr>
